--- a/tests/fixtures/report.docx
+++ b/tests/fixtures/report.docx
@@ -4,40 +4,827 @@
   <w:body>
     <w:p>
       <w:pPr>
-        <w:pStyle w:val="PreformattedText"/>
+        <w:pStyle w:val="Heading1"/>
+        <w:bidi w:val="0"/>
+        <w:spacing w:before="240" w:after="283"/>
+        <w:jc w:val="left"/>
+        <w:rPr/>
+      </w:pPr>
+      <w:r>
+        <w:rPr/>
+        <w:t>Quarterly report</w:t>
+      </w:r>
+    </w:p>
+    <w:p>
+      <w:pPr>
+        <w:pStyle w:val="BodyTextsub"/>
+        <w:bidi w:val="0"/>
+        <w:jc w:val="left"/>
+        <w:rPr/>
+      </w:pPr>
+      <w:r>
+        <w:rPr/>
+        <w:t>Q3 2026 · Electrical services division</w:t>
+      </w:r>
+    </w:p>
+    <w:p>
+      <w:pPr>
+        <w:pStyle w:val="Heading2"/>
+        <w:bidi w:val="0"/>
+        <w:jc w:val="left"/>
+        <w:rPr/>
+      </w:pPr>
+      <w:r>
+        <w:rPr/>
+        <w:t>Summary</w:t>
+      </w:r>
+    </w:p>
+    <w:p>
+      <w:pPr>
+        <w:pStyle w:val="BodyText"/>
+        <w:bidi w:val="0"/>
+        <w:jc w:val="left"/>
+        <w:rPr/>
+      </w:pPr>
+      <w:r>
+        <w:rPr/>
+        <w:t>Revenue grew in every region. The north sites finished two weeks early, and the lake house solar project moved into its second phase.</w:t>
+      </w:r>
+    </w:p>
+    <w:p>
+      <w:pPr>
+        <w:pStyle w:val="BodyText"/>
+        <w:bidi w:val="0"/>
+        <w:ind w:hanging="0" w:left="0" w:right="0"/>
+        <w:jc w:val="left"/>
+        <w:rPr/>
+      </w:pPr>
+      <w:r>
+        <w:rPr>
+          <w:b/>
+          <w:color w:val="15803D"/>
+          <w:sz w:val="40"/>
+        </w:rPr>
+        <w:t>+18%</w:t>
+      </w:r>
+      <w:r>
+        <w:rPr/>
+        <w:t xml:space="preserve"> revenue    </w:t>
+      </w:r>
+      <w:r>
+        <w:rPr>
+          <w:b/>
+          <w:color w:val="15803D"/>
+          <w:sz w:val="40"/>
+        </w:rPr>
+        <w:t>42</w:t>
+      </w:r>
+      <w:r>
+        <w:rPr/>
+        <w:t xml:space="preserve"> jobs closed    </w:t>
+      </w:r>
+      <w:r>
+        <w:rPr>
+          <w:b/>
+          <w:color w:val="15803D"/>
+          <w:sz w:val="40"/>
+        </w:rPr>
+        <w:t>96%</w:t>
+      </w:r>
+      <w:r>
+        <w:rPr/>
+        <w:t xml:space="preserve"> on time</w:t>
+      </w:r>
+    </w:p>
+    <w:p>
+      <w:pPr>
+        <w:pStyle w:val="Heading2"/>
+        <w:bidi w:val="0"/>
+        <w:jc w:val="left"/>
+        <w:rPr/>
+      </w:pPr>
+      <w:r>
+        <w:rPr/>
+        <w:t>By region</w:t>
+      </w:r>
+    </w:p>
+    <w:tbl>
+      <w:tblPr>
+        <w:tblW w:w="3533" w:type="dxa"/>
+        <w:jc w:val="left"/>
+        <w:tblInd w:w="0" w:type="dxa"/>
+        <w:tblLayout w:type="fixed"/>
+        <w:tblCellMar>
+          <w:top w:w="28" w:type="dxa"/>
+          <w:left w:w="28" w:type="dxa"/>
+          <w:bottom w:w="28" w:type="dxa"/>
+          <w:right w:w="28" w:type="dxa"/>
+        </w:tblCellMar>
+      </w:tblPr>
+      <w:tblGrid>
+        <w:gridCol w:w="1220"/>
+        <w:gridCol w:w="511"/>
+        <w:gridCol w:w="960"/>
+        <w:gridCol w:w="842"/>
+      </w:tblGrid>
+      <w:tr>
+        <w:trPr/>
+        <w:tc>
+          <w:tcPr>
+            <w:tcW w:w="1220" w:type="dxa"/>
+            <w:tcBorders/>
+            <w:vAlign w:val="center"/>
+          </w:tcPr>
+          <w:p>
+            <w:pPr>
+              <w:pStyle w:val="TableHeading"/>
+              <w:suppressLineNumbers/>
+              <w:shd w:fill="DBEAFE" w:val="clear"/>
+              <w:bidi w:val="0"/>
+              <w:spacing w:before="0" w:after="283"/>
+              <w:jc w:val="left"/>
+              <w:rPr/>
+            </w:pPr>
+            <w:r>
+              <w:rPr/>
+              <w:t>Region</w:t>
+            </w:r>
+          </w:p>
+        </w:tc>
+        <w:tc>
+          <w:tcPr>
+            <w:tcW w:w="511" w:type="dxa"/>
+            <w:tcBorders/>
+            <w:vAlign w:val="center"/>
+          </w:tcPr>
+          <w:p>
+            <w:pPr>
+              <w:pStyle w:val="TableHeading"/>
+              <w:suppressLineNumbers/>
+              <w:shd w:fill="DBEAFE" w:val="clear"/>
+              <w:bidi w:val="0"/>
+              <w:spacing w:before="0" w:after="283"/>
+              <w:jc w:val="left"/>
+              <w:rPr/>
+            </w:pPr>
+            <w:r>
+              <w:rPr/>
+              <w:t>Jobs</w:t>
+            </w:r>
+          </w:p>
+        </w:tc>
+        <w:tc>
+          <w:tcPr>
+            <w:tcW w:w="960" w:type="dxa"/>
+            <w:tcBorders/>
+            <w:vAlign w:val="center"/>
+          </w:tcPr>
+          <w:p>
+            <w:pPr>
+              <w:pStyle w:val="TableHeading"/>
+              <w:suppressLineNumbers/>
+              <w:shd w:fill="DBEAFE" w:val="clear"/>
+              <w:bidi w:val="0"/>
+              <w:spacing w:before="0" w:after="283"/>
+              <w:jc w:val="left"/>
+              <w:rPr/>
+            </w:pPr>
+            <w:r>
+              <w:rPr/>
+              <w:t>Revenue</w:t>
+            </w:r>
+          </w:p>
+        </w:tc>
+        <w:tc>
+          <w:tcPr>
+            <w:tcW w:w="842" w:type="dxa"/>
+            <w:tcBorders/>
+            <w:vAlign w:val="center"/>
+          </w:tcPr>
+          <w:p>
+            <w:pPr>
+              <w:pStyle w:val="TableHeading"/>
+              <w:suppressLineNumbers/>
+              <w:shd w:fill="DBEAFE" w:val="clear"/>
+              <w:bidi w:val="0"/>
+              <w:spacing w:before="0" w:after="283"/>
+              <w:jc w:val="left"/>
+              <w:rPr/>
+            </w:pPr>
+            <w:r>
+              <w:rPr/>
+              <w:t>Change</w:t>
+            </w:r>
+          </w:p>
+        </w:tc>
+      </w:tr>
+      <w:tr>
+        <w:trPr/>
+        <w:tc>
+          <w:tcPr>
+            <w:tcW w:w="1220" w:type="dxa"/>
+            <w:tcBorders/>
+            <w:vAlign w:val="center"/>
+          </w:tcPr>
+          <w:p>
+            <w:pPr>
+              <w:pStyle w:val="TableContents"/>
+              <w:bidi w:val="0"/>
+              <w:spacing w:before="0" w:after="283"/>
+              <w:jc w:val="left"/>
+              <w:rPr/>
+            </w:pPr>
+            <w:r>
+              <w:rPr/>
+              <w:t>North</w:t>
+            </w:r>
+          </w:p>
+        </w:tc>
+        <w:tc>
+          <w:tcPr>
+            <w:tcW w:w="511" w:type="dxa"/>
+            <w:tcBorders/>
+            <w:vAlign w:val="center"/>
+          </w:tcPr>
+          <w:p>
+            <w:pPr>
+              <w:pStyle w:val="TableContents"/>
+              <w:bidi w:val="0"/>
+              <w:spacing w:before="0" w:after="283"/>
+              <w:jc w:val="left"/>
+              <w:rPr/>
+            </w:pPr>
+            <w:r>
+              <w:rPr/>
+              <w:t>17</w:t>
+            </w:r>
+          </w:p>
+        </w:tc>
+        <w:tc>
+          <w:tcPr>
+            <w:tcW w:w="960" w:type="dxa"/>
+            <w:tcBorders/>
+            <w:vAlign w:val="center"/>
+          </w:tcPr>
+          <w:p>
+            <w:pPr>
+              <w:pStyle w:val="TableContents"/>
+              <w:bidi w:val="0"/>
+              <w:spacing w:before="0" w:after="283"/>
+              <w:jc w:val="left"/>
+              <w:rPr/>
+            </w:pPr>
+            <w:r>
+              <w:rPr/>
+              <w:t>$184,200</w:t>
+            </w:r>
+          </w:p>
+        </w:tc>
+        <w:tc>
+          <w:tcPr>
+            <w:tcW w:w="842" w:type="dxa"/>
+            <w:tcBorders/>
+            <w:vAlign w:val="center"/>
+          </w:tcPr>
+          <w:p>
+            <w:pPr>
+              <w:pStyle w:val="TableContents"/>
+              <w:bidi w:val="0"/>
+              <w:spacing w:before="0" w:after="283"/>
+              <w:jc w:val="left"/>
+              <w:rPr/>
+            </w:pPr>
+            <w:r>
+              <w:rPr/>
+              <w:t>+24%</w:t>
+            </w:r>
+          </w:p>
+        </w:tc>
+      </w:tr>
+      <w:tr>
+        <w:trPr/>
+        <w:tc>
+          <w:tcPr>
+            <w:tcW w:w="1220" w:type="dxa"/>
+            <w:tcBorders/>
+            <w:vAlign w:val="center"/>
+          </w:tcPr>
+          <w:p>
+            <w:pPr>
+              <w:pStyle w:val="TableContents"/>
+              <w:bidi w:val="0"/>
+              <w:spacing w:before="0" w:after="283"/>
+              <w:jc w:val="left"/>
+              <w:rPr/>
+            </w:pPr>
+            <w:r>
+              <w:rPr/>
+              <w:t>Lake district</w:t>
+            </w:r>
+          </w:p>
+        </w:tc>
+        <w:tc>
+          <w:tcPr>
+            <w:tcW w:w="511" w:type="dxa"/>
+            <w:tcBorders/>
+            <w:vAlign w:val="center"/>
+          </w:tcPr>
+          <w:p>
+            <w:pPr>
+              <w:pStyle w:val="TableContents"/>
+              <w:bidi w:val="0"/>
+              <w:spacing w:before="0" w:after="283"/>
+              <w:jc w:val="left"/>
+              <w:rPr/>
+            </w:pPr>
+            <w:r>
+              <w:rPr/>
+              <w:t>12</w:t>
+            </w:r>
+          </w:p>
+        </w:tc>
+        <w:tc>
+          <w:tcPr>
+            <w:tcW w:w="960" w:type="dxa"/>
+            <w:tcBorders/>
+            <w:vAlign w:val="center"/>
+          </w:tcPr>
+          <w:p>
+            <w:pPr>
+              <w:pStyle w:val="TableContents"/>
+              <w:bidi w:val="0"/>
+              <w:spacing w:before="0" w:after="283"/>
+              <w:jc w:val="left"/>
+              <w:rPr/>
+            </w:pPr>
+            <w:r>
+              <w:rPr/>
+              <w:t>$131,900</w:t>
+            </w:r>
+          </w:p>
+        </w:tc>
+        <w:tc>
+          <w:tcPr>
+            <w:tcW w:w="842" w:type="dxa"/>
+            <w:tcBorders/>
+            <w:vAlign w:val="center"/>
+          </w:tcPr>
+          <w:p>
+            <w:pPr>
+              <w:pStyle w:val="TableContents"/>
+              <w:bidi w:val="0"/>
+              <w:spacing w:before="0" w:after="283"/>
+              <w:jc w:val="left"/>
+              <w:rPr/>
+            </w:pPr>
+            <w:r>
+              <w:rPr/>
+              <w:t>+15%</w:t>
+            </w:r>
+          </w:p>
+        </w:tc>
+      </w:tr>
+      <w:tr>
+        <w:trPr/>
+        <w:tc>
+          <w:tcPr>
+            <w:tcW w:w="1220" w:type="dxa"/>
+            <w:tcBorders/>
+            <w:vAlign w:val="center"/>
+          </w:tcPr>
+          <w:p>
+            <w:pPr>
+              <w:pStyle w:val="TableContents"/>
+              <w:bidi w:val="0"/>
+              <w:spacing w:before="0" w:after="283"/>
+              <w:jc w:val="left"/>
+              <w:rPr/>
+            </w:pPr>
+            <w:r>
+              <w:rPr/>
+              <w:t>City</w:t>
+            </w:r>
+          </w:p>
+        </w:tc>
+        <w:tc>
+          <w:tcPr>
+            <w:tcW w:w="511" w:type="dxa"/>
+            <w:tcBorders/>
+            <w:vAlign w:val="center"/>
+          </w:tcPr>
+          <w:p>
+            <w:pPr>
+              <w:pStyle w:val="TableContents"/>
+              <w:bidi w:val="0"/>
+              <w:spacing w:before="0" w:after="283"/>
+              <w:jc w:val="left"/>
+              <w:rPr/>
+            </w:pPr>
+            <w:r>
+              <w:rPr/>
+              <w:t>13</w:t>
+            </w:r>
+          </w:p>
+        </w:tc>
+        <w:tc>
+          <w:tcPr>
+            <w:tcW w:w="960" w:type="dxa"/>
+            <w:tcBorders/>
+            <w:vAlign w:val="center"/>
+          </w:tcPr>
+          <w:p>
+            <w:pPr>
+              <w:pStyle w:val="TableContents"/>
+              <w:bidi w:val="0"/>
+              <w:spacing w:before="0" w:after="283"/>
+              <w:jc w:val="left"/>
+              <w:rPr/>
+            </w:pPr>
+            <w:r>
+              <w:rPr/>
+              <w:t>$96,400</w:t>
+            </w:r>
+          </w:p>
+        </w:tc>
+        <w:tc>
+          <w:tcPr>
+            <w:tcW w:w="842" w:type="dxa"/>
+            <w:tcBorders/>
+            <w:vAlign w:val="center"/>
+          </w:tcPr>
+          <w:p>
+            <w:pPr>
+              <w:pStyle w:val="TableContents"/>
+              <w:bidi w:val="0"/>
+              <w:spacing w:before="0" w:after="283"/>
+              <w:jc w:val="left"/>
+              <w:rPr/>
+            </w:pPr>
+            <w:r>
+              <w:rPr/>
+              <w:t>+11%</w:t>
+            </w:r>
+          </w:p>
+        </w:tc>
+      </w:tr>
+    </w:tbl>
+    <w:p>
+      <w:pPr>
+        <w:pStyle w:val="Heading2"/>
+        <w:bidi w:val="0"/>
+        <w:jc w:val="left"/>
+        <w:rPr/>
+      </w:pPr>
+      <w:r>
+        <w:rPr/>
+        <w:t>Next quarter</w:t>
+      </w:r>
+    </w:p>
+    <w:p>
+      <w:pPr>
+        <w:pStyle w:val="BodyText"/>
+        <w:numPr>
+          <w:ilvl w:val="0"/>
+          <w:numId w:val="1"/>
+        </w:numPr>
+        <w:tabs>
+          <w:tab w:val="clear" w:pos="1134"/>
+          <w:tab w:val="left" w:pos="709" w:leader="none"/>
+        </w:tabs>
         <w:bidi w:val="0"/>
         <w:spacing w:before="0" w:after="0"/>
-        <w:jc w:val="start"/>
-        <w:rPr/>
-      </w:pPr>
-      <w:r>
-        <w:rPr/>
-        <w:t>Quarterly report</w:t>
+        <w:ind w:hanging="283" w:left="709"/>
+        <w:jc w:val="left"/>
+        <w:rPr/>
+      </w:pPr>
+      <w:r>
+        <w:rPr/>
+        <w:t>Panel orders for the lake house (phase 2)</w:t>
       </w:r>
     </w:p>
     <w:p>
       <w:pPr>
-        <w:pStyle w:val="PreformattedText"/>
+        <w:pStyle w:val="BodyText"/>
+        <w:numPr>
+          <w:ilvl w:val="0"/>
+          <w:numId w:val="1"/>
+        </w:numPr>
+        <w:tabs>
+          <w:tab w:val="clear" w:pos="1134"/>
+          <w:tab w:val="left" w:pos="709" w:leader="none"/>
+        </w:tabs>
         <w:bidi w:val="0"/>
         <w:spacing w:before="0" w:after="0"/>
-        <w:jc w:val="start"/>
-        <w:rPr/>
-      </w:pPr>
-      <w:r>
-        <w:rPr/>
-        <w:t>Revenue grew in every region.</w:t>
+        <w:ind w:hanging="283" w:left="709"/>
+        <w:jc w:val="left"/>
+        <w:rPr/>
+      </w:pPr>
+      <w:r>
+        <w:rPr/>
+        <w:t>Inspection of the north site on the 14th</w:t>
+      </w:r>
+    </w:p>
+    <w:p>
+      <w:pPr>
+        <w:pStyle w:val="BodyText"/>
+        <w:numPr>
+          <w:ilvl w:val="0"/>
+          <w:numId w:val="1"/>
+        </w:numPr>
+        <w:tabs>
+          <w:tab w:val="clear" w:pos="1134"/>
+          <w:tab w:val="left" w:pos="709" w:leader="none"/>
+        </w:tabs>
+        <w:bidi w:val="0"/>
+        <w:spacing w:before="0" w:after="283"/>
+        <w:ind w:hanging="283" w:left="709"/>
+        <w:jc w:val="left"/>
+        <w:rPr/>
+      </w:pPr>
+      <w:r>
+        <w:rPr/>
+        <w:t>Two new apprentices start in November</w:t>
       </w:r>
     </w:p>
     <w:sectPr>
       <w:type w:val="nextPage"/>
       <w:pgSz w:w="11906" w:h="16838"/>
-      <w:pgMar w:left="1134" w:right="1134" w:gutter="0" w:header="0" w:top="1134" w:footer="0" w:bottom="1134"/>
+      <w:pgMar w:left="1134" w:right="567" w:gutter="0" w:header="0" w:top="567" w:footer="0" w:bottom="567"/>
       <w:pgNumType w:fmt="decimal"/>
       <w:formProt w:val="false"/>
       <w:textDirection w:val="lrTb"/>
+      <w:docGrid w:type="default" w:linePitch="600" w:charSpace="36864"/>
     </w:sectPr>
   </w:body>
 </w:document>
+</file>
+
+<file path=word/numbering.xml><?xml version="1.0" encoding="utf-8"?>
+<w:numbering xmlns:w="http://schemas.openxmlformats.org/wordprocessingml/2006/main" xmlns:o="urn:schemas-microsoft-com:office:office" xmlns:r="http://schemas.openxmlformats.org/officeDocument/2006/relationships" xmlns:v="urn:schemas-microsoft-com:vml" xmlns:mc="http://schemas.openxmlformats.org/markup-compatibility/2006" xmlns:w14="http://schemas.microsoft.com/office/word/2010/wordml" mc:Ignorable="w14">
+  <w:abstractNum w:abstractNumId="1">
+    <w:lvl w:ilvl="0">
+      <w:start w:val="1"/>
+      <w:numFmt w:val="bullet"/>
+      <w:lvlText w:val=""/>
+      <w:lvlJc w:val="left"/>
+      <w:pPr>
+        <w:tabs>
+          <w:tab w:val="num" w:pos="709"/>
+        </w:tabs>
+        <w:ind w:left="709" w:hanging="283"/>
+      </w:pPr>
+      <w:rPr>
+        <w:rFonts w:ascii="Symbol" w:hAnsi="Symbol" w:cs="Symbol" w:hint="default"/>
+      </w:rPr>
+    </w:lvl>
+    <w:lvl w:ilvl="1">
+      <w:start w:val="1"/>
+      <w:numFmt w:val="bullet"/>
+      <w:lvlText w:val=""/>
+      <w:lvlJc w:val="left"/>
+      <w:pPr>
+        <w:tabs>
+          <w:tab w:val="num" w:pos="1418"/>
+        </w:tabs>
+        <w:ind w:left="1418" w:hanging="283"/>
+      </w:pPr>
+      <w:rPr>
+        <w:rFonts w:ascii="Symbol" w:hAnsi="Symbol" w:cs="Symbol" w:hint="default"/>
+      </w:rPr>
+    </w:lvl>
+    <w:lvl w:ilvl="2">
+      <w:start w:val="1"/>
+      <w:numFmt w:val="bullet"/>
+      <w:lvlText w:val=""/>
+      <w:lvlJc w:val="left"/>
+      <w:pPr>
+        <w:tabs>
+          <w:tab w:val="num" w:pos="2127"/>
+        </w:tabs>
+        <w:ind w:left="2127" w:hanging="283"/>
+      </w:pPr>
+      <w:rPr>
+        <w:rFonts w:ascii="Symbol" w:hAnsi="Symbol" w:cs="Symbol" w:hint="default"/>
+      </w:rPr>
+    </w:lvl>
+    <w:lvl w:ilvl="3">
+      <w:start w:val="1"/>
+      <w:numFmt w:val="bullet"/>
+      <w:lvlText w:val=""/>
+      <w:lvlJc w:val="left"/>
+      <w:pPr>
+        <w:tabs>
+          <w:tab w:val="num" w:pos="2836"/>
+        </w:tabs>
+        <w:ind w:left="2836" w:hanging="283"/>
+      </w:pPr>
+      <w:rPr>
+        <w:rFonts w:ascii="Symbol" w:hAnsi="Symbol" w:cs="Symbol" w:hint="default"/>
+      </w:rPr>
+    </w:lvl>
+    <w:lvl w:ilvl="4">
+      <w:start w:val="1"/>
+      <w:numFmt w:val="bullet"/>
+      <w:lvlText w:val=""/>
+      <w:lvlJc w:val="left"/>
+      <w:pPr>
+        <w:tabs>
+          <w:tab w:val="num" w:pos="3545"/>
+        </w:tabs>
+        <w:ind w:left="3545" w:hanging="283"/>
+      </w:pPr>
+      <w:rPr>
+        <w:rFonts w:ascii="Symbol" w:hAnsi="Symbol" w:cs="Symbol" w:hint="default"/>
+      </w:rPr>
+    </w:lvl>
+    <w:lvl w:ilvl="5">
+      <w:start w:val="1"/>
+      <w:numFmt w:val="bullet"/>
+      <w:lvlText w:val=""/>
+      <w:lvlJc w:val="left"/>
+      <w:pPr>
+        <w:tabs>
+          <w:tab w:val="num" w:pos="4254"/>
+        </w:tabs>
+        <w:ind w:left="4254" w:hanging="283"/>
+      </w:pPr>
+      <w:rPr>
+        <w:rFonts w:ascii="Symbol" w:hAnsi="Symbol" w:cs="Symbol" w:hint="default"/>
+      </w:rPr>
+    </w:lvl>
+    <w:lvl w:ilvl="6">
+      <w:start w:val="1"/>
+      <w:numFmt w:val="bullet"/>
+      <w:lvlText w:val=""/>
+      <w:lvlJc w:val="left"/>
+      <w:pPr>
+        <w:tabs>
+          <w:tab w:val="num" w:pos="4963"/>
+        </w:tabs>
+        <w:ind w:left="4963" w:hanging="283"/>
+      </w:pPr>
+      <w:rPr>
+        <w:rFonts w:ascii="Symbol" w:hAnsi="Symbol" w:cs="Symbol" w:hint="default"/>
+      </w:rPr>
+    </w:lvl>
+    <w:lvl w:ilvl="7">
+      <w:start w:val="1"/>
+      <w:numFmt w:val="bullet"/>
+      <w:lvlText w:val=""/>
+      <w:lvlJc w:val="left"/>
+      <w:pPr>
+        <w:tabs>
+          <w:tab w:val="num" w:pos="5672"/>
+        </w:tabs>
+        <w:ind w:left="5672" w:hanging="283"/>
+      </w:pPr>
+      <w:rPr>
+        <w:rFonts w:ascii="Symbol" w:hAnsi="Symbol" w:cs="Symbol" w:hint="default"/>
+      </w:rPr>
+    </w:lvl>
+    <w:lvl w:ilvl="8">
+      <w:start w:val="1"/>
+      <w:numFmt w:val="bullet"/>
+      <w:lvlText w:val=""/>
+      <w:lvlJc w:val="left"/>
+      <w:pPr>
+        <w:tabs>
+          <w:tab w:val="num" w:pos="6381"/>
+        </w:tabs>
+        <w:ind w:left="6381" w:hanging="283"/>
+      </w:pPr>
+      <w:rPr>
+        <w:rFonts w:ascii="Symbol" w:hAnsi="Symbol" w:cs="Symbol" w:hint="default"/>
+      </w:rPr>
+    </w:lvl>
+  </w:abstractNum>
+  <w:abstractNum w:abstractNumId="2">
+    <w:lvl w:ilvl="0">
+      <w:start w:val="1"/>
+      <w:numFmt w:val="none"/>
+      <w:suff w:val="nothing"/>
+      <w:lvlText w:val=""/>
+      <w:lvlJc w:val="left"/>
+      <w:pPr>
+        <w:tabs>
+          <w:tab w:val="num" w:pos="0"/>
+        </w:tabs>
+        <w:ind w:left="0" w:hanging="0"/>
+      </w:pPr>
+    </w:lvl>
+    <w:lvl w:ilvl="1">
+      <w:start w:val="1"/>
+      <w:pStyle w:val="Heading2"/>
+      <w:numFmt w:val="none"/>
+      <w:suff w:val="nothing"/>
+      <w:lvlText w:val=""/>
+      <w:lvlJc w:val="left"/>
+      <w:pPr>
+        <w:tabs>
+          <w:tab w:val="num" w:pos="0"/>
+        </w:tabs>
+        <w:ind w:left="0" w:hanging="0"/>
+      </w:pPr>
+    </w:lvl>
+    <w:lvl w:ilvl="2">
+      <w:start w:val="1"/>
+      <w:numFmt w:val="none"/>
+      <w:suff w:val="nothing"/>
+      <w:lvlText w:val=""/>
+      <w:lvlJc w:val="left"/>
+      <w:pPr>
+        <w:tabs>
+          <w:tab w:val="num" w:pos="0"/>
+        </w:tabs>
+        <w:ind w:left="0" w:hanging="0"/>
+      </w:pPr>
+    </w:lvl>
+    <w:lvl w:ilvl="3">
+      <w:start w:val="1"/>
+      <w:numFmt w:val="none"/>
+      <w:suff w:val="nothing"/>
+      <w:lvlText w:val=""/>
+      <w:lvlJc w:val="left"/>
+      <w:pPr>
+        <w:tabs>
+          <w:tab w:val="num" w:pos="0"/>
+        </w:tabs>
+        <w:ind w:left="0" w:hanging="0"/>
+      </w:pPr>
+    </w:lvl>
+    <w:lvl w:ilvl="4">
+      <w:start w:val="1"/>
+      <w:numFmt w:val="none"/>
+      <w:suff w:val="nothing"/>
+      <w:lvlText w:val=""/>
+      <w:lvlJc w:val="left"/>
+      <w:pPr>
+        <w:tabs>
+          <w:tab w:val="num" w:pos="0"/>
+        </w:tabs>
+        <w:ind w:left="0" w:hanging="0"/>
+      </w:pPr>
+    </w:lvl>
+    <w:lvl w:ilvl="5">
+      <w:start w:val="1"/>
+      <w:numFmt w:val="none"/>
+      <w:suff w:val="nothing"/>
+      <w:lvlText w:val=""/>
+      <w:lvlJc w:val="left"/>
+      <w:pPr>
+        <w:tabs>
+          <w:tab w:val="num" w:pos="0"/>
+        </w:tabs>
+        <w:ind w:left="0" w:hanging="0"/>
+      </w:pPr>
+    </w:lvl>
+    <w:lvl w:ilvl="6">
+      <w:start w:val="1"/>
+      <w:numFmt w:val="none"/>
+      <w:suff w:val="nothing"/>
+      <w:lvlText w:val=""/>
+      <w:lvlJc w:val="left"/>
+      <w:pPr>
+        <w:tabs>
+          <w:tab w:val="num" w:pos="0"/>
+        </w:tabs>
+        <w:ind w:left="0" w:hanging="0"/>
+      </w:pPr>
+    </w:lvl>
+    <w:lvl w:ilvl="7">
+      <w:start w:val="1"/>
+      <w:numFmt w:val="none"/>
+      <w:suff w:val="nothing"/>
+      <w:lvlText w:val=""/>
+      <w:lvlJc w:val="left"/>
+      <w:pPr>
+        <w:tabs>
+          <w:tab w:val="num" w:pos="0"/>
+        </w:tabs>
+        <w:ind w:left="0" w:hanging="0"/>
+      </w:pPr>
+    </w:lvl>
+    <w:lvl w:ilvl="8">
+      <w:start w:val="1"/>
+      <w:numFmt w:val="none"/>
+      <w:suff w:val="nothing"/>
+      <w:lvlText w:val=""/>
+      <w:lvlJc w:val="left"/>
+      <w:pPr>
+        <w:tabs>
+          <w:tab w:val="num" w:pos="0"/>
+        </w:tabs>
+        <w:ind w:left="0" w:hanging="0"/>
+      </w:pPr>
+    </w:lvl>
+  </w:abstractNum>
+  <w:num w:numId="1">
+    <w:abstractNumId w:val="1"/>
+  </w:num>
+  <w:num w:numId="2">
+    <w:abstractNumId w:val="2"/>
+  </w:num>
+</w:numbering>
 </file>
 
 <file path=word/styles.xml><?xml version="1.0" encoding="utf-8"?>
@@ -65,40 +852,124 @@
       <w:bidi w:val="0"/>
     </w:pPr>
     <w:rPr>
+      <w:rFonts w:ascii="Carlito;Calibri;sans-serif" w:hAnsi="Carlito;Calibri;sans-serif" w:eastAsia="Carlito;Calibri;sans-serif" w:cs="Carlito;Calibri;sans-serif"/>
+      <w:color w:val="1F2937"/>
+      <w:sz w:val="22"/>
+      <w:szCs w:val="22"/>
+      <w:lang w:val="en-US" w:eastAsia="zh-CN" w:bidi="hi-IN"/>
+    </w:rPr>
+  </w:style>
+  <w:style w:type="paragraph" w:styleId="Heading1">
+    <w:name w:val="heading 1"/>
+    <w:basedOn w:val="Heading"/>
+    <w:next w:val="BodyText"/>
+    <w:qFormat/>
+    <w:pPr>
+      <w:pBdr/>
+      <w:shd w:fill="1E3A8A" w:val="clear"/>
+    </w:pPr>
+    <w:rPr>
+      <w:b/>
+      <w:bCs/>
+      <w:color w:val="FFFFFF"/>
+      <w:sz w:val="52"/>
+      <w:szCs w:val="52"/>
+    </w:rPr>
+  </w:style>
+  <w:style w:type="paragraph" w:styleId="Heading2">
+    <w:name w:val="heading 2"/>
+    <w:basedOn w:val="Heading"/>
+    <w:next w:val="BodyText"/>
+    <w:qFormat/>
+    <w:pPr>
+      <w:pBdr>
+        <w:bottom w:val="single" w:sz="12" w:space="3" w:color="93C5FD"/>
+      </w:pBdr>
+      <w:spacing w:before="200" w:after="120"/>
+      <w:outlineLvl w:val="1"/>
+    </w:pPr>
+    <w:rPr>
       <w:rFonts w:ascii="Liberation Serif" w:hAnsi="Liberation Serif" w:eastAsia="Noto Sans" w:cs="Noto Sans Devanagari"/>
-      <w:color w:val="auto"/>
-      <w:sz w:val="24"/>
-      <w:szCs w:val="24"/>
-      <w:lang w:val="en-US" w:eastAsia="zh-CN" w:bidi="hi-IN"/>
-    </w:rPr>
-  </w:style>
-  <w:style w:type="paragraph" w:styleId="Heading">
-    <w:name w:val="Heading"/>
+      <w:b/>
+      <w:bCs/>
+      <w:color w:val="1E3A8A"/>
+      <w:sz w:val="30"/>
+      <w:szCs w:val="30"/>
+    </w:rPr>
+  </w:style>
+  <w:style w:type="character" w:styleId="EndnoteReference">
+    <w:name w:val="endnote reference"/>
+    <w:rPr>
+      <w:vertAlign w:val="superscript"/>
+    </w:rPr>
+  </w:style>
+  <w:style w:type="character" w:styleId="FootnoteReference">
+    <w:name w:val="footnote reference"/>
+    <w:rPr>
+      <w:vertAlign w:val="superscript"/>
+    </w:rPr>
+  </w:style>
+  <w:style w:type="character" w:styleId="EndnoteCharacters">
+    <w:name w:val="Endnote Characters"/>
+    <w:qFormat/>
+    <w:rPr/>
+  </w:style>
+  <w:style w:type="character" w:styleId="FootnoteCharacters">
+    <w:name w:val="Footnote Characters"/>
+    <w:qFormat/>
+    <w:rPr/>
+  </w:style>
+  <w:style w:type="character" w:styleId="Hyperlink">
+    <w:name w:val="Hyperlink"/>
+    <w:rPr>
+      <w:color w:val="000080"/>
+      <w:u w:val="single"/>
+    </w:rPr>
+  </w:style>
+  <w:style w:type="character" w:styleId="Bullets">
+    <w:name w:val="Bullets"/>
+    <w:qFormat/>
+    <w:rPr>
+      <w:rFonts w:ascii="OpenSymbol" w:hAnsi="OpenSymbol" w:eastAsia="OpenSymbol" w:cs="OpenSymbol"/>
+    </w:rPr>
+  </w:style>
+  <w:style w:type="paragraph" w:styleId="HorizontalLine">
+    <w:name w:val="Horizontal Line"/>
     <w:basedOn w:val="Normal"/>
     <w:next w:val="BodyText"/>
     <w:qFormat/>
     <w:pPr>
-      <w:keepNext w:val="true"/>
-      <w:spacing w:before="240" w:after="120"/>
+      <w:pBdr>
+        <w:bottom w:val="double" w:sz="2" w:space="0" w:color="808080"/>
+      </w:pBdr>
+      <w:spacing w:before="0" w:after="283"/>
     </w:pPr>
     <w:rPr>
-      <w:rFonts w:ascii="Liberation Sans" w:hAnsi="Liberation Sans" w:eastAsia="Noto Sans" w:cs="Noto Sans Devanagari"/>
-      <w:sz w:val="28"/>
-      <w:szCs w:val="28"/>
-    </w:rPr>
-  </w:style>
-  <w:style w:type="paragraph" w:styleId="BodyText">
-    <w:name w:val="Body Text"/>
+      <w:sz w:val="12"/>
+    </w:rPr>
+  </w:style>
+  <w:style w:type="paragraph" w:styleId="EnvelopeReturn">
+    <w:name w:val="envelope return"/>
     <w:basedOn w:val="Normal"/>
+    <w:pPr/>
+    <w:rPr>
+      <w:i/>
+    </w:rPr>
+  </w:style>
+  <w:style w:type="paragraph" w:styleId="TableContents">
+    <w:name w:val="Table Contents"/>
+    <w:basedOn w:val="BodyText"/>
+    <w:qFormat/>
+    <w:pPr/>
+    <w:rPr/>
+  </w:style>
+  <w:style w:type="paragraph" w:styleId="Index">
+    <w:name w:val="Index"/>
+    <w:basedOn w:val="Normal"/>
+    <w:qFormat/>
     <w:pPr>
-      <w:spacing w:lineRule="auto" w:line="276" w:before="0" w:after="140"/>
+      <w:suppressLineNumbers/>
     </w:pPr>
-    <w:rPr/>
-  </w:style>
-  <w:style w:type="paragraph" w:styleId="List">
-    <w:name w:val="List"/>
-    <w:basedOn w:val="BodyText"/>
-    <w:pPr/>
     <w:rPr>
       <w:rFonts w:cs="Noto Sans Devanagari"/>
     </w:rPr>
@@ -119,28 +990,63 @@
       <w:szCs w:val="24"/>
     </w:rPr>
   </w:style>
-  <w:style w:type="paragraph" w:styleId="Index">
-    <w:name w:val="Index"/>
+  <w:style w:type="paragraph" w:styleId="List">
+    <w:name w:val="List"/>
+    <w:basedOn w:val="BodyText"/>
+    <w:pPr/>
+    <w:rPr>
+      <w:rFonts w:cs="Noto Sans Devanagari"/>
+    </w:rPr>
+  </w:style>
+  <w:style w:type="paragraph" w:styleId="BodyText">
+    <w:name w:val="Body Text"/>
     <w:basedOn w:val="Normal"/>
+    <w:pPr>
+      <w:spacing w:before="0" w:after="283"/>
+    </w:pPr>
+    <w:rPr/>
+  </w:style>
+  <w:style w:type="paragraph" w:styleId="Heading">
+    <w:name w:val="Heading"/>
+    <w:basedOn w:val="Normal"/>
+    <w:next w:val="BodyText"/>
+    <w:qFormat/>
+    <w:pPr>
+      <w:keepNext w:val="true"/>
+      <w:spacing w:before="240" w:after="283"/>
+    </w:pPr>
+    <w:rPr>
+      <w:rFonts w:ascii="Liberation Sans" w:hAnsi="Liberation Sans"/>
+      <w:sz w:val="28"/>
+      <w:szCs w:val="28"/>
+    </w:rPr>
+  </w:style>
+  <w:style w:type="paragraph" w:styleId="BodyTextsub">
+    <w:name w:val="Body Text.sub"/>
+    <w:basedOn w:val="BodyText"/>
+    <w:qFormat/>
+    <w:pPr>
+      <w:spacing w:before="120" w:after="280"/>
+      <w:ind w:left="120" w:right="120"/>
+    </w:pPr>
+    <w:rPr>
+      <w:color w:val="1E3A8A"/>
+      <w:sz w:val="26"/>
+      <w:szCs w:val="26"/>
+    </w:rPr>
+  </w:style>
+  <w:style w:type="paragraph" w:styleId="TableHeading">
+    <w:name w:val="Table Heading"/>
+    <w:basedOn w:val="TableContents"/>
     <w:qFormat/>
     <w:pPr>
       <w:suppressLineNumbers/>
+      <w:shd w:fill="DBEAFE" w:val="clear"/>
+      <w:jc w:val="left"/>
     </w:pPr>
     <w:rPr>
-      <w:rFonts w:cs="Noto Sans Devanagari"/>
-    </w:rPr>
-  </w:style>
-  <w:style w:type="paragraph" w:styleId="PreformattedText">
-    <w:name w:val="Preformatted Text"/>
-    <w:basedOn w:val="Normal"/>
-    <w:qFormat/>
-    <w:pPr>
-      <w:spacing w:before="0" w:after="0"/>
-    </w:pPr>
-    <w:rPr>
-      <w:rFonts w:ascii="Liberation Mono" w:hAnsi="Liberation Mono" w:eastAsia="Liberation Mono" w:cs="Liberation Mono"/>
-      <w:sz w:val="20"/>
-      <w:szCs w:val="20"/>
+      <w:b/>
+      <w:bCs/>
     </w:rPr>
   </w:style>
 </w:styles>
